--- a/5_concepts/02_The_Published_Decomposition_Algorithm.docx
+++ b/5_concepts/02_The_Published_Decomposition_Algorithm.docx
@@ -3068,7 +3068,27 @@
           <w:sz w:val="21"/>
           <w:szCs w:val="21"/>
         </w:rPr>
-        <w:t xml:space="preserve">Modules 01–07 are faithful translations of the published algorithm, and are used unchanged as the baseline. The project's own contribution begins after them:</w:t>
+        <w:t xml:space="preserve">Modules 01–07 are faithful translations of the published algorithm and are used </w:t>
+      </w:r>
+      <w:r>
+        <w:rPr>
+          <w:rFonts w:ascii="Calibri" w:cs="Calibri" w:eastAsia="Calibri" w:hAnsi="Calibri"/>
+          <w:b/>
+          <w:bCs/>
+          <w:color w:val="1A1A2E"/>
+          <w:sz w:val="21"/>
+          <w:szCs w:val="21"/>
+        </w:rPr>
+        <w:t xml:space="preserve">entirely unchanged</w:t>
+      </w:r>
+      <w:r>
+        <w:rPr>
+          <w:rFonts w:ascii="Calibri" w:cs="Calibri" w:eastAsia="Calibri" w:hAnsi="Calibri"/>
+          <w:color w:val="1A1A2E"/>
+          <w:sz w:val="21"/>
+          <w:szCs w:val="21"/>
+        </w:rPr>
+        <w:t xml:space="preserve"> — this project visualises the pipeline, it does not modify it. The project's own contribution begins after the decomposition:</w:t>
       </w:r>
     </w:p>
     <w:tbl>
@@ -3174,7 +3194,7 @@
                 <w:sz w:val="17"/>
                 <w:szCs w:val="17"/>
               </w:rPr>
-              <w:t xml:space="preserve">code_08_proposed_fixes.py</w:t>
+              <w:t xml:space="preserve">code_09_network_analysis.py</w:t>
             </w:r>
           </w:p>
         </w:tc>
@@ -3200,7 +3220,7 @@
                 <w:sz w:val="19"/>
                 <w:szCs w:val="19"/>
               </w:rPr>
-              <w:t xml:space="preserve">Four independently switchable fixes to the metal-oxo split, plus a quality report that flags where the split is uncertain.</w:t>
+              <w:t xml:space="preserve">The periodic block graph, coordination numbers, centrality measures and Laplacian spectrum.</w:t>
             </w:r>
           </w:p>
         </w:tc>
@@ -3231,7 +3251,7 @@
                 <w:sz w:val="17"/>
                 <w:szCs w:val="17"/>
               </w:rPr>
-              <w:t xml:space="preserve">code_09_network_analysis.py</w:t>
+              <w:t xml:space="preserve">code_10_multifractal_spectrum.py</w:t>
             </w:r>
           </w:p>
         </w:tc>
@@ -3257,7 +3277,7 @@
                 <w:sz w:val="19"/>
                 <w:szCs w:val="19"/>
               </w:rPr>
-              <w:t xml:space="preserve">The periodic block graph, coordination numbers, centrality measures and Laplacian spectrum.</w:t>
+              <w:t xml:space="preserve">The iNMFA spectrum, the reference band and the candidate test.</w:t>
             </w:r>
           </w:p>
         </w:tc>
@@ -3288,7 +3308,7 @@
                 <w:sz w:val="17"/>
                 <w:szCs w:val="17"/>
               </w:rPr>
-              <w:t xml:space="preserve">code_10_multifractal_spectrum.py</w:t>
+              <w:t xml:space="preserve">code_11_nmfa_paper.py</w:t>
             </w:r>
           </w:p>
         </w:tc>
@@ -3296,63 +3316,6 @@
           <w:tcPr>
             <w:tcW w:type="dxa" w:w="5990"/>
             <w:shd w:fill="FFFFFF" w:val="clear"/>
-            <w:tcMar>
-              <w:top w:type="dxa" w:w="70"/>
-              <w:left w:type="dxa" w:w="100"/>
-              <w:bottom w:type="dxa" w:w="70"/>
-              <w:right w:type="dxa" w:w="100"/>
-            </w:tcMar>
-          </w:tcPr>
-          <w:p>
-            <w:pPr>
-              <w:spacing w:after="0" w:line="260"/>
-            </w:pPr>
-            <w:r>
-              <w:rPr>
-                <w:rFonts w:ascii="Calibri" w:cs="Calibri" w:eastAsia="Calibri" w:hAnsi="Calibri"/>
-                <w:color w:val="1A1A2E"/>
-                <w:sz w:val="19"/>
-                <w:szCs w:val="19"/>
-              </w:rPr>
-              <w:t xml:space="preserve">The iNMFA spectrum, the reference band and the candidate test.</w:t>
-            </w:r>
-          </w:p>
-        </w:tc>
-      </w:tr>
-      <w:tr>
-        <w:trPr>
-          <w:tblHeader w:val="false"/>
-        </w:trPr>
-        <w:tc>
-          <w:tcPr>
-            <w:tcW w:type="dxa" w:w="3370"/>
-            <w:shd w:fill="F6F8FB" w:val="clear"/>
-            <w:tcMar>
-              <w:top w:type="dxa" w:w="70"/>
-              <w:left w:type="dxa" w:w="100"/>
-              <w:bottom w:type="dxa" w:w="70"/>
-              <w:right w:type="dxa" w:w="100"/>
-            </w:tcMar>
-          </w:tcPr>
-          <w:p>
-            <w:pPr>
-              <w:spacing w:after="0" w:line="260"/>
-            </w:pPr>
-            <w:r>
-              <w:rPr>
-                <w:rFonts w:ascii="Consolas" w:cs="Consolas" w:eastAsia="Consolas" w:hAnsi="Consolas"/>
-                <w:color w:val="B03060"/>
-                <w:sz w:val="17"/>
-                <w:szCs w:val="17"/>
-              </w:rPr>
-              <w:t xml:space="preserve">code_11_nmfa_paper.py</w:t>
-            </w:r>
-          </w:p>
-        </w:tc>
-        <w:tc>
-          <w:tcPr>
-            <w:tcW w:type="dxa" w:w="5990"/>
-            <w:shd w:fill="F6F8FB" w:val="clear"/>
             <w:tcMar>
               <w:top w:type="dxa" w:w="70"/>
               <w:left w:type="dxa" w:w="100"/>
